--- a/Lab4/Docker.docx
+++ b/Lab4/Docker.docx
@@ -35,7 +35,7 @@
     </w:p>
     <w:tbl>
       <w:tblPr>
-        <w:tblW w:w="10115" w:type="dxa"/>
+        <w:tblW w:w="10559" w:type="dxa"/>
         <w:tblInd w:w="-98" w:type="dxa"/>
         <w:tblBorders>
           <w:top w:val="single" w:sz="4" w:space="0" w:color="auto"/>
@@ -90,7 +90,7 @@
         </w:tc>
         <w:tc>
           <w:tcPr>
-            <w:tcW w:w="9491" w:type="dxa"/>
+            <w:tcW w:w="9490" w:type="dxa"/>
             <w:gridSpan w:val="2"/>
             <w:tcMar>
               <w:top w:w="0" w:type="dxa"/>
@@ -145,7 +145,7 @@
         </w:tc>
         <w:tc>
           <w:tcPr>
-            <w:tcW w:w="331" w:type="dxa"/>
+            <w:tcW w:w="330" w:type="dxa"/>
             <w:tcMar>
               <w:top w:w="0" w:type="dxa"/>
               <w:left w:w="45" w:type="dxa"/>
@@ -248,7 +248,7 @@
         </w:tc>
         <w:tc>
           <w:tcPr>
-            <w:tcW w:w="331" w:type="dxa"/>
+            <w:tcW w:w="330" w:type="dxa"/>
             <w:tcMar>
               <w:top w:w="0" w:type="dxa"/>
               <w:left w:w="45" w:type="dxa"/>
@@ -345,7 +345,7 @@
         </w:tc>
         <w:tc>
           <w:tcPr>
-            <w:tcW w:w="331" w:type="dxa"/>
+            <w:tcW w:w="330" w:type="dxa"/>
             <w:tcMar>
               <w:top w:w="0" w:type="dxa"/>
               <w:left w:w="45" w:type="dxa"/>
@@ -442,7 +442,7 @@
         </w:tc>
         <w:tc>
           <w:tcPr>
-            <w:tcW w:w="331" w:type="dxa"/>
+            <w:tcW w:w="330" w:type="dxa"/>
             <w:tcMar>
               <w:top w:w="0" w:type="dxa"/>
               <w:left w:w="45" w:type="dxa"/>
@@ -539,7 +539,7 @@
         </w:tc>
         <w:tc>
           <w:tcPr>
-            <w:tcW w:w="331" w:type="dxa"/>
+            <w:tcW w:w="330" w:type="dxa"/>
             <w:tcMar>
               <w:top w:w="0" w:type="dxa"/>
               <w:left w:w="45" w:type="dxa"/>
@@ -636,7 +636,7 @@
         </w:tc>
         <w:tc>
           <w:tcPr>
-            <w:tcW w:w="331" w:type="dxa"/>
+            <w:tcW w:w="330" w:type="dxa"/>
             <w:tcMar>
               <w:top w:w="0" w:type="dxa"/>
               <w:left w:w="45" w:type="dxa"/>
@@ -733,7 +733,7 @@
         </w:tc>
         <w:tc>
           <w:tcPr>
-            <w:tcW w:w="331" w:type="dxa"/>
+            <w:tcW w:w="330" w:type="dxa"/>
             <w:tcMar>
               <w:top w:w="0" w:type="dxa"/>
               <w:left w:w="45" w:type="dxa"/>
@@ -831,7 +831,7 @@
         </w:tc>
         <w:tc>
           <w:tcPr>
-            <w:tcW w:w="331" w:type="dxa"/>
+            <w:tcW w:w="330" w:type="dxa"/>
             <w:tcMar>
               <w:top w:w="0" w:type="dxa"/>
               <w:left w:w="45" w:type="dxa"/>
@@ -928,7 +928,7 @@
         </w:tc>
         <w:tc>
           <w:tcPr>
-            <w:tcW w:w="331" w:type="dxa"/>
+            <w:tcW w:w="330" w:type="dxa"/>
             <w:tcMar>
               <w:top w:w="0" w:type="dxa"/>
               <w:left w:w="45" w:type="dxa"/>
@@ -1026,7 +1026,7 @@
         </w:tc>
         <w:tc>
           <w:tcPr>
-            <w:tcW w:w="331" w:type="dxa"/>
+            <w:tcW w:w="330" w:type="dxa"/>
             <w:tcMar>
               <w:top w:w="0" w:type="dxa"/>
               <w:left w:w="45" w:type="dxa"/>
@@ -1123,7 +1123,7 @@
         </w:tc>
         <w:tc>
           <w:tcPr>
-            <w:tcW w:w="331" w:type="dxa"/>
+            <w:tcW w:w="330" w:type="dxa"/>
             <w:tcMar>
               <w:top w:w="0" w:type="dxa"/>
               <w:left w:w="45" w:type="dxa"/>
@@ -1220,7 +1220,7 @@
         </w:tc>
         <w:tc>
           <w:tcPr>
-            <w:tcW w:w="331" w:type="dxa"/>
+            <w:tcW w:w="330" w:type="dxa"/>
             <w:tcMar>
               <w:top w:w="0" w:type="dxa"/>
               <w:left w:w="45" w:type="dxa"/>
@@ -1318,7 +1318,7 @@
         </w:tc>
         <w:tc>
           <w:tcPr>
-            <w:tcW w:w="331" w:type="dxa"/>
+            <w:tcW w:w="330" w:type="dxa"/>
             <w:tcMar>
               <w:top w:w="0" w:type="dxa"/>
               <w:left w:w="45" w:type="dxa"/>
@@ -1416,7 +1416,7 @@
         </w:tc>
         <w:tc>
           <w:tcPr>
-            <w:tcW w:w="331" w:type="dxa"/>
+            <w:tcW w:w="330" w:type="dxa"/>
             <w:tcMar>
               <w:top w:w="0" w:type="dxa"/>
               <w:left w:w="45" w:type="dxa"/>
@@ -1514,7 +1514,7 @@
         </w:tc>
         <w:tc>
           <w:tcPr>
-            <w:tcW w:w="331" w:type="dxa"/>
+            <w:tcW w:w="330" w:type="dxa"/>
             <w:tcMar>
               <w:top w:w="0" w:type="dxa"/>
               <w:left w:w="45" w:type="dxa"/>
@@ -1612,7 +1612,7 @@
         </w:tc>
         <w:tc>
           <w:tcPr>
-            <w:tcW w:w="331" w:type="dxa"/>
+            <w:tcW w:w="330" w:type="dxa"/>
             <w:tcMar>
               <w:top w:w="0" w:type="dxa"/>
               <w:left w:w="45" w:type="dxa"/>
@@ -1711,7 +1711,7 @@
         </w:tc>
         <w:tc>
           <w:tcPr>
-            <w:tcW w:w="331" w:type="dxa"/>
+            <w:tcW w:w="330" w:type="dxa"/>
             <w:tcMar>
               <w:top w:w="0" w:type="dxa"/>
               <w:left w:w="45" w:type="dxa"/>
@@ -1809,7 +1809,7 @@
         </w:tc>
         <w:tc>
           <w:tcPr>
-            <w:tcW w:w="331" w:type="dxa"/>
+            <w:tcW w:w="330" w:type="dxa"/>
             <w:tcMar>
               <w:top w:w="0" w:type="dxa"/>
               <w:left w:w="45" w:type="dxa"/>
@@ -1907,7 +1907,7 @@
         </w:tc>
         <w:tc>
           <w:tcPr>
-            <w:tcW w:w="331" w:type="dxa"/>
+            <w:tcW w:w="330" w:type="dxa"/>
             <w:tcMar>
               <w:top w:w="0" w:type="dxa"/>
               <w:left w:w="45" w:type="dxa"/>
@@ -2005,7 +2005,7 @@
         </w:tc>
         <w:tc>
           <w:tcPr>
-            <w:tcW w:w="331" w:type="dxa"/>
+            <w:tcW w:w="330" w:type="dxa"/>
             <w:tcMar>
               <w:top w:w="0" w:type="dxa"/>
               <w:left w:w="45" w:type="dxa"/>
@@ -2103,7 +2103,7 @@
         </w:tc>
         <w:tc>
           <w:tcPr>
-            <w:tcW w:w="331" w:type="dxa"/>
+            <w:tcW w:w="330" w:type="dxa"/>
             <w:tcMar>
               <w:top w:w="0" w:type="dxa"/>
               <w:left w:w="45" w:type="dxa"/>
@@ -2201,7 +2201,7 @@
         </w:tc>
         <w:tc>
           <w:tcPr>
-            <w:tcW w:w="331" w:type="dxa"/>
+            <w:tcW w:w="330" w:type="dxa"/>
             <w:tcMar>
               <w:top w:w="0" w:type="dxa"/>
               <w:left w:w="45" w:type="dxa"/>
@@ -2299,7 +2299,7 @@
         </w:tc>
         <w:tc>
           <w:tcPr>
-            <w:tcW w:w="331" w:type="dxa"/>
+            <w:tcW w:w="330" w:type="dxa"/>
             <w:tcMar>
               <w:top w:w="0" w:type="dxa"/>
               <w:left w:w="45" w:type="dxa"/>
@@ -2397,7 +2397,7 @@
         </w:tc>
         <w:tc>
           <w:tcPr>
-            <w:tcW w:w="331" w:type="dxa"/>
+            <w:tcW w:w="330" w:type="dxa"/>
             <w:tcMar>
               <w:top w:w="0" w:type="dxa"/>
               <w:left w:w="45" w:type="dxa"/>
@@ -2495,7 +2495,7 @@
         </w:tc>
         <w:tc>
           <w:tcPr>
-            <w:tcW w:w="331" w:type="dxa"/>
+            <w:tcW w:w="330" w:type="dxa"/>
             <w:tcMar>
               <w:top w:w="0" w:type="dxa"/>
               <w:left w:w="45" w:type="dxa"/>
@@ -2593,7 +2593,7 @@
         </w:tc>
         <w:tc>
           <w:tcPr>
-            <w:tcW w:w="331" w:type="dxa"/>
+            <w:tcW w:w="330" w:type="dxa"/>
             <w:tcMar>
               <w:top w:w="0" w:type="dxa"/>
               <w:left w:w="45" w:type="dxa"/>
@@ -2691,7 +2691,7 @@
         </w:tc>
         <w:tc>
           <w:tcPr>
-            <w:tcW w:w="331" w:type="dxa"/>
+            <w:tcW w:w="330" w:type="dxa"/>
             <w:tcMar>
               <w:top w:w="0" w:type="dxa"/>
               <w:left w:w="45" w:type="dxa"/>
@@ -2789,7 +2789,7 @@
         </w:tc>
         <w:tc>
           <w:tcPr>
-            <w:tcW w:w="331" w:type="dxa"/>
+            <w:tcW w:w="330" w:type="dxa"/>
             <w:tcMar>
               <w:top w:w="0" w:type="dxa"/>
               <w:left w:w="45" w:type="dxa"/>
@@ -2887,7 +2887,7 @@
         </w:tc>
         <w:tc>
           <w:tcPr>
-            <w:tcW w:w="331" w:type="dxa"/>
+            <w:tcW w:w="330" w:type="dxa"/>
             <w:tcMar>
               <w:top w:w="0" w:type="dxa"/>
               <w:left w:w="45" w:type="dxa"/>
@@ -3100,7 +3100,7 @@
         </w:tc>
         <w:tc>
           <w:tcPr>
-            <w:tcW w:w="331" w:type="dxa"/>
+            <w:tcW w:w="330" w:type="dxa"/>
             <w:vAlign w:val="center"/>
             <w:hideMark/>
           </w:tcPr>
@@ -3142,7 +3142,7 @@
         </w:tc>
         <w:tc>
           <w:tcPr>
-            <w:tcW w:w="331" w:type="dxa"/>
+            <w:tcW w:w="330" w:type="dxa"/>
             <w:tcMar>
               <w:top w:w="0" w:type="dxa"/>
               <w:left w:w="45" w:type="dxa"/>
@@ -3194,7 +3194,7 @@
         </w:tc>
         <w:tc>
           <w:tcPr>
-            <w:tcW w:w="331" w:type="dxa"/>
+            <w:tcW w:w="330" w:type="dxa"/>
             <w:tcMar>
               <w:top w:w="0" w:type="dxa"/>
               <w:left w:w="45" w:type="dxa"/>
@@ -3246,7 +3246,7 @@
         </w:tc>
         <w:tc>
           <w:tcPr>
-            <w:tcW w:w="331" w:type="dxa"/>
+            <w:tcW w:w="330" w:type="dxa"/>
             <w:tcMar>
               <w:top w:w="0" w:type="dxa"/>
               <w:left w:w="45" w:type="dxa"/>
@@ -3313,7 +3313,7 @@
         </w:tc>
         <w:tc>
           <w:tcPr>
-            <w:tcW w:w="9491" w:type="dxa"/>
+            <w:tcW w:w="9490" w:type="dxa"/>
             <w:gridSpan w:val="2"/>
             <w:tcMar>
               <w:top w:w="0" w:type="dxa"/>
@@ -3385,7 +3385,7 @@
         </w:tc>
         <w:tc>
           <w:tcPr>
-            <w:tcW w:w="9491" w:type="dxa"/>
+            <w:tcW w:w="9490" w:type="dxa"/>
             <w:gridSpan w:val="2"/>
             <w:vMerge w:val="restart"/>
             <w:vAlign w:val="bottom"/>
@@ -3530,7 +3530,7 @@
         </w:tc>
         <w:tc>
           <w:tcPr>
-            <w:tcW w:w="9491" w:type="dxa"/>
+            <w:tcW w:w="9490" w:type="dxa"/>
             <w:gridSpan w:val="2"/>
             <w:vMerge/>
             <w:tcMar>
@@ -3565,7 +3565,7 @@
         </w:tc>
         <w:tc>
           <w:tcPr>
-            <w:tcW w:w="9491" w:type="dxa"/>
+            <w:tcW w:w="9490" w:type="dxa"/>
             <w:gridSpan w:val="2"/>
             <w:vAlign w:val="bottom"/>
             <w:hideMark/>
@@ -3602,6 +3602,129 @@
           <w:p>
             <w:r>
               <w:t>Sử dụng python:3.9 làm base image.</w:t>
+            </w:r>
+            <w:r>
+              <w:rPr>
+                <w:noProof/>
+              </w:rPr>
+              <w:t xml:space="preserve"> </w:t>
+            </w:r>
+            <w:r>
+              <w:rPr>
+                <w:noProof/>
+              </w:rPr>
+              <w:drawing>
+                <wp:inline distT="0" distB="0" distL="0" distR="0" wp14:anchorId="77D462AB" wp14:editId="29DA3561">
+                  <wp:extent cx="5759450" cy="1896745"/>
+                  <wp:effectExtent l="0" t="0" r="0" b="8255"/>
+                  <wp:docPr id="1797208236" name="Picture 1"/>
+                  <wp:cNvGraphicFramePr>
+                    <a:graphicFrameLocks xmlns:a="http://schemas.openxmlformats.org/drawingml/2006/main" noChangeAspect="1"/>
+                  </wp:cNvGraphicFramePr>
+                  <a:graphic xmlns:a="http://schemas.openxmlformats.org/drawingml/2006/main">
+                    <a:graphicData uri="http://schemas.openxmlformats.org/drawingml/2006/picture">
+                      <pic:pic xmlns:pic="http://schemas.openxmlformats.org/drawingml/2006/picture">
+                        <pic:nvPicPr>
+                          <pic:cNvPr id="1797208236" name=""/>
+                          <pic:cNvPicPr/>
+                        </pic:nvPicPr>
+                        <pic:blipFill>
+                          <a:blip r:embed="rId37"/>
+                          <a:stretch>
+                            <a:fillRect/>
+                          </a:stretch>
+                        </pic:blipFill>
+                        <pic:spPr>
+                          <a:xfrm>
+                            <a:off x="0" y="0"/>
+                            <a:ext cx="5759450" cy="1896745"/>
+                          </a:xfrm>
+                          <a:prstGeom prst="rect">
+                            <a:avLst/>
+                          </a:prstGeom>
+                        </pic:spPr>
+                      </pic:pic>
+                    </a:graphicData>
+                  </a:graphic>
+                </wp:inline>
+              </w:drawing>
+            </w:r>
+            <w:r>
+              <w:rPr>
+                <w:noProof/>
+              </w:rPr>
+              <w:drawing>
+                <wp:inline distT="0" distB="0" distL="0" distR="0" wp14:anchorId="2B68D9F3" wp14:editId="707E1C69">
+                  <wp:extent cx="5759450" cy="1161415"/>
+                  <wp:effectExtent l="0" t="0" r="0" b="635"/>
+                  <wp:docPr id="1612659895" name="Picture 1"/>
+                  <wp:cNvGraphicFramePr>
+                    <a:graphicFrameLocks xmlns:a="http://schemas.openxmlformats.org/drawingml/2006/main" noChangeAspect="1"/>
+                  </wp:cNvGraphicFramePr>
+                  <a:graphic xmlns:a="http://schemas.openxmlformats.org/drawingml/2006/main">
+                    <a:graphicData uri="http://schemas.openxmlformats.org/drawingml/2006/picture">
+                      <pic:pic xmlns:pic="http://schemas.openxmlformats.org/drawingml/2006/picture">
+                        <pic:nvPicPr>
+                          <pic:cNvPr id="1612659895" name=""/>
+                          <pic:cNvPicPr/>
+                        </pic:nvPicPr>
+                        <pic:blipFill>
+                          <a:blip r:embed="rId38"/>
+                          <a:stretch>
+                            <a:fillRect/>
+                          </a:stretch>
+                        </pic:blipFill>
+                        <pic:spPr>
+                          <a:xfrm>
+                            <a:off x="0" y="0"/>
+                            <a:ext cx="5759450" cy="1161415"/>
+                          </a:xfrm>
+                          <a:prstGeom prst="rect">
+                            <a:avLst/>
+                          </a:prstGeom>
+                        </pic:spPr>
+                      </pic:pic>
+                    </a:graphicData>
+                  </a:graphic>
+                </wp:inline>
+              </w:drawing>
+            </w:r>
+            <w:r>
+              <w:drawing>
+                <wp:inline distT="0" distB="0" distL="0" distR="0" wp14:anchorId="1E589A43" wp14:editId="61ED55A8">
+                  <wp:extent cx="3495821" cy="1066102"/>
+                  <wp:effectExtent l="0" t="0" r="0" b="1270"/>
+                  <wp:docPr id="482620677" name="Picture 1"/>
+                  <wp:cNvGraphicFramePr>
+                    <a:graphicFrameLocks xmlns:a="http://schemas.openxmlformats.org/drawingml/2006/main" noChangeAspect="1"/>
+                  </wp:cNvGraphicFramePr>
+                  <a:graphic xmlns:a="http://schemas.openxmlformats.org/drawingml/2006/main">
+                    <a:graphicData uri="http://schemas.openxmlformats.org/drawingml/2006/picture">
+                      <pic:pic xmlns:pic="http://schemas.openxmlformats.org/drawingml/2006/picture">
+                        <pic:nvPicPr>
+                          <pic:cNvPr id="482620677" name=""/>
+                          <pic:cNvPicPr/>
+                        </pic:nvPicPr>
+                        <pic:blipFill>
+                          <a:blip r:embed="rId39"/>
+                          <a:stretch>
+                            <a:fillRect/>
+                          </a:stretch>
+                        </pic:blipFill>
+                        <pic:spPr>
+                          <a:xfrm>
+                            <a:off x="0" y="0"/>
+                            <a:ext cx="3517360" cy="1072671"/>
+                          </a:xfrm>
+                          <a:prstGeom prst="rect">
+                            <a:avLst/>
+                          </a:prstGeom>
+                        </pic:spPr>
+                      </pic:pic>
+                    </a:graphicData>
+                  </a:graphic>
+                </wp:inline>
+              </w:drawing>
             </w:r>
           </w:p>
         </w:tc>
@@ -3626,7 +3749,7 @@
         </w:tc>
         <w:tc>
           <w:tcPr>
-            <w:tcW w:w="9491" w:type="dxa"/>
+            <w:tcW w:w="9490" w:type="dxa"/>
             <w:gridSpan w:val="2"/>
             <w:vAlign w:val="bottom"/>
             <w:hideMark/>
@@ -3662,7 +3785,91 @@
           </w:p>
           <w:p>
             <w:r>
+              <w:lastRenderedPageBreak/>
               <w:t>Sử dụng node:18-alpine làm base image.</w:t>
+            </w:r>
+            <w:r>
+              <w:rPr>
+                <w:noProof/>
+              </w:rPr>
+              <w:t xml:space="preserve"> </w:t>
+            </w:r>
+            <w:r>
+              <w:drawing>
+                <wp:inline distT="0" distB="0" distL="0" distR="0" wp14:anchorId="73CB1337" wp14:editId="50AD13F3">
+                  <wp:extent cx="5759450" cy="1925955"/>
+                  <wp:effectExtent l="0" t="0" r="0" b="0"/>
+                  <wp:docPr id="93974202" name="Picture 1"/>
+                  <wp:cNvGraphicFramePr>
+                    <a:graphicFrameLocks xmlns:a="http://schemas.openxmlformats.org/drawingml/2006/main" noChangeAspect="1"/>
+                  </wp:cNvGraphicFramePr>
+                  <a:graphic xmlns:a="http://schemas.openxmlformats.org/drawingml/2006/main">
+                    <a:graphicData uri="http://schemas.openxmlformats.org/drawingml/2006/picture">
+                      <pic:pic xmlns:pic="http://schemas.openxmlformats.org/drawingml/2006/picture">
+                        <pic:nvPicPr>
+                          <pic:cNvPr id="93974202" name=""/>
+                          <pic:cNvPicPr/>
+                        </pic:nvPicPr>
+                        <pic:blipFill>
+                          <a:blip r:embed="rId40"/>
+                          <a:stretch>
+                            <a:fillRect/>
+                          </a:stretch>
+                        </pic:blipFill>
+                        <pic:spPr>
+                          <a:xfrm>
+                            <a:off x="0" y="0"/>
+                            <a:ext cx="5759450" cy="1925955"/>
+                          </a:xfrm>
+                          <a:prstGeom prst="rect">
+                            <a:avLst/>
+                          </a:prstGeom>
+                        </pic:spPr>
+                      </pic:pic>
+                    </a:graphicData>
+                  </a:graphic>
+                </wp:inline>
+              </w:drawing>
+            </w:r>
+            <w:r>
+              <w:rPr>
+                <w:noProof/>
+              </w:rPr>
+              <w:drawing>
+                <wp:inline distT="0" distB="0" distL="0" distR="0" wp14:anchorId="75751B26" wp14:editId="289F6CB4">
+                  <wp:extent cx="5759450" cy="3139440"/>
+                  <wp:effectExtent l="0" t="0" r="0" b="3810"/>
+                  <wp:docPr id="470464238" name="Picture 1"/>
+                  <wp:cNvGraphicFramePr>
+                    <a:graphicFrameLocks xmlns:a="http://schemas.openxmlformats.org/drawingml/2006/main" noChangeAspect="1"/>
+                  </wp:cNvGraphicFramePr>
+                  <a:graphic xmlns:a="http://schemas.openxmlformats.org/drawingml/2006/main">
+                    <a:graphicData uri="http://schemas.openxmlformats.org/drawingml/2006/picture">
+                      <pic:pic xmlns:pic="http://schemas.openxmlformats.org/drawingml/2006/picture">
+                        <pic:nvPicPr>
+                          <pic:cNvPr id="470464238" name=""/>
+                          <pic:cNvPicPr/>
+                        </pic:nvPicPr>
+                        <pic:blipFill>
+                          <a:blip r:embed="rId41"/>
+                          <a:stretch>
+                            <a:fillRect/>
+                          </a:stretch>
+                        </pic:blipFill>
+                        <pic:spPr>
+                          <a:xfrm>
+                            <a:off x="0" y="0"/>
+                            <a:ext cx="5759450" cy="3139440"/>
+                          </a:xfrm>
+                          <a:prstGeom prst="rect">
+                            <a:avLst/>
+                          </a:prstGeom>
+                        </pic:spPr>
+                      </pic:pic>
+                    </a:graphicData>
+                  </a:graphic>
+                </wp:inline>
+              </w:drawing>
             </w:r>
           </w:p>
         </w:tc>
@@ -3687,7 +3894,7 @@
         </w:tc>
         <w:tc>
           <w:tcPr>
-            <w:tcW w:w="9491" w:type="dxa"/>
+            <w:tcW w:w="9490" w:type="dxa"/>
             <w:gridSpan w:val="2"/>
             <w:vAlign w:val="bottom"/>
             <w:hideMark/>
@@ -3719,6 +3926,130 @@
           <w:p>
             <w:r>
               <w:t>Tạo một file index.html đơn giản và sử dụng nginx:latest để phục vụ trang web.</w:t>
+            </w:r>
+            <w:r>
+              <w:rPr>
+                <w:noProof/>
+              </w:rPr>
+              <w:t xml:space="preserve"> </w:t>
+            </w:r>
+            <w:r>
+              <w:rPr>
+                <w:noProof/>
+              </w:rPr>
+              <w:drawing>
+                <wp:inline distT="0" distB="0" distL="0" distR="0" wp14:anchorId="3817235C" wp14:editId="6AB44ECB">
+                  <wp:extent cx="5759450" cy="1061720"/>
+                  <wp:effectExtent l="0" t="0" r="0" b="5080"/>
+                  <wp:docPr id="386363599" name="Picture 1"/>
+                  <wp:cNvGraphicFramePr>
+                    <a:graphicFrameLocks xmlns:a="http://schemas.openxmlformats.org/drawingml/2006/main" noChangeAspect="1"/>
+                  </wp:cNvGraphicFramePr>
+                  <a:graphic xmlns:a="http://schemas.openxmlformats.org/drawingml/2006/main">
+                    <a:graphicData uri="http://schemas.openxmlformats.org/drawingml/2006/picture">
+                      <pic:pic xmlns:pic="http://schemas.openxmlformats.org/drawingml/2006/picture">
+                        <pic:nvPicPr>
+                          <pic:cNvPr id="386363599" name=""/>
+                          <pic:cNvPicPr/>
+                        </pic:nvPicPr>
+                        <pic:blipFill>
+                          <a:blip r:embed="rId42"/>
+                          <a:stretch>
+                            <a:fillRect/>
+                          </a:stretch>
+                        </pic:blipFill>
+                        <pic:spPr>
+                          <a:xfrm>
+                            <a:off x="0" y="0"/>
+                            <a:ext cx="5759450" cy="1061720"/>
+                          </a:xfrm>
+                          <a:prstGeom prst="rect">
+                            <a:avLst/>
+                          </a:prstGeom>
+                        </pic:spPr>
+                      </pic:pic>
+                    </a:graphicData>
+                  </a:graphic>
+                </wp:inline>
+              </w:drawing>
+            </w:r>
+            <w:r>
+              <w:rPr>
+                <w:noProof/>
+              </w:rPr>
+              <w:lastRenderedPageBreak/>
+              <w:drawing>
+                <wp:inline distT="0" distB="0" distL="0" distR="0" wp14:anchorId="606C40EF" wp14:editId="3403FF28">
+                  <wp:extent cx="5759450" cy="1720215"/>
+                  <wp:effectExtent l="0" t="0" r="0" b="0"/>
+                  <wp:docPr id="358775435" name="Picture 1"/>
+                  <wp:cNvGraphicFramePr>
+                    <a:graphicFrameLocks xmlns:a="http://schemas.openxmlformats.org/drawingml/2006/main" noChangeAspect="1"/>
+                  </wp:cNvGraphicFramePr>
+                  <a:graphic xmlns:a="http://schemas.openxmlformats.org/drawingml/2006/main">
+                    <a:graphicData uri="http://schemas.openxmlformats.org/drawingml/2006/picture">
+                      <pic:pic xmlns:pic="http://schemas.openxmlformats.org/drawingml/2006/picture">
+                        <pic:nvPicPr>
+                          <pic:cNvPr id="358775435" name=""/>
+                          <pic:cNvPicPr/>
+                        </pic:nvPicPr>
+                        <pic:blipFill>
+                          <a:blip r:embed="rId43"/>
+                          <a:stretch>
+                            <a:fillRect/>
+                          </a:stretch>
+                        </pic:blipFill>
+                        <pic:spPr>
+                          <a:xfrm>
+                            <a:off x="0" y="0"/>
+                            <a:ext cx="5759450" cy="1720215"/>
+                          </a:xfrm>
+                          <a:prstGeom prst="rect">
+                            <a:avLst/>
+                          </a:prstGeom>
+                        </pic:spPr>
+                      </pic:pic>
+                    </a:graphicData>
+                  </a:graphic>
+                </wp:inline>
+              </w:drawing>
+            </w:r>
+            <w:r>
+              <w:drawing>
+                <wp:inline distT="0" distB="0" distL="0" distR="0" wp14:anchorId="321AC933" wp14:editId="44FE5D83">
+                  <wp:extent cx="3144129" cy="1665764"/>
+                  <wp:effectExtent l="0" t="0" r="0" b="0"/>
+                  <wp:docPr id="2060221206" name="Picture 1"/>
+                  <wp:cNvGraphicFramePr>
+                    <a:graphicFrameLocks xmlns:a="http://schemas.openxmlformats.org/drawingml/2006/main" noChangeAspect="1"/>
+                  </wp:cNvGraphicFramePr>
+                  <a:graphic xmlns:a="http://schemas.openxmlformats.org/drawingml/2006/main">
+                    <a:graphicData uri="http://schemas.openxmlformats.org/drawingml/2006/picture">
+                      <pic:pic xmlns:pic="http://schemas.openxmlformats.org/drawingml/2006/picture">
+                        <pic:nvPicPr>
+                          <pic:cNvPr id="2060221206" name=""/>
+                          <pic:cNvPicPr/>
+                        </pic:nvPicPr>
+                        <pic:blipFill>
+                          <a:blip r:embed="rId44"/>
+                          <a:stretch>
+                            <a:fillRect/>
+                          </a:stretch>
+                        </pic:blipFill>
+                        <pic:spPr>
+                          <a:xfrm>
+                            <a:off x="0" y="0"/>
+                            <a:ext cx="3152622" cy="1670263"/>
+                          </a:xfrm>
+                          <a:prstGeom prst="rect">
+                            <a:avLst/>
+                          </a:prstGeom>
+                        </pic:spPr>
+                      </pic:pic>
+                    </a:graphicData>
+                  </a:graphic>
+                </wp:inline>
+              </w:drawing>
             </w:r>
           </w:p>
         </w:tc>
@@ -3743,7 +4074,7 @@
         </w:tc>
         <w:tc>
           <w:tcPr>
-            <w:tcW w:w="9491" w:type="dxa"/>
+            <w:tcW w:w="9490" w:type="dxa"/>
             <w:gridSpan w:val="2"/>
             <w:vAlign w:val="bottom"/>
             <w:hideMark/>
@@ -3775,6 +4106,89 @@
           <w:p>
             <w:r>
               <w:t>Viết Dockerfile để build và chạy một ứng dụng Go đơn giản.</w:t>
+            </w:r>
+            <w:r>
+              <w:rPr>
+                <w:noProof/>
+              </w:rPr>
+              <w:t xml:space="preserve"> </w:t>
+            </w:r>
+            <w:r>
+              <w:drawing>
+                <wp:inline distT="0" distB="0" distL="0" distR="0" wp14:anchorId="3D7B4E88" wp14:editId="3E807E97">
+                  <wp:extent cx="5759450" cy="1957705"/>
+                  <wp:effectExtent l="0" t="0" r="0" b="4445"/>
+                  <wp:docPr id="1870858420" name="Picture 1"/>
+                  <wp:cNvGraphicFramePr>
+                    <a:graphicFrameLocks xmlns:a="http://schemas.openxmlformats.org/drawingml/2006/main" noChangeAspect="1"/>
+                  </wp:cNvGraphicFramePr>
+                  <a:graphic xmlns:a="http://schemas.openxmlformats.org/drawingml/2006/main">
+                    <a:graphicData uri="http://schemas.openxmlformats.org/drawingml/2006/picture">
+                      <pic:pic xmlns:pic="http://schemas.openxmlformats.org/drawingml/2006/picture">
+                        <pic:nvPicPr>
+                          <pic:cNvPr id="1870858420" name=""/>
+                          <pic:cNvPicPr/>
+                        </pic:nvPicPr>
+                        <pic:blipFill>
+                          <a:blip r:embed="rId45"/>
+                          <a:stretch>
+                            <a:fillRect/>
+                          </a:stretch>
+                        </pic:blipFill>
+                        <pic:spPr>
+                          <a:xfrm>
+                            <a:off x="0" y="0"/>
+                            <a:ext cx="5759450" cy="1957705"/>
+                          </a:xfrm>
+                          <a:prstGeom prst="rect">
+                            <a:avLst/>
+                          </a:prstGeom>
+                        </pic:spPr>
+                      </pic:pic>
+                    </a:graphicData>
+                  </a:graphic>
+                </wp:inline>
+              </w:drawing>
+            </w:r>
+            <w:r>
+              <w:rPr>
+                <w:noProof/>
+              </w:rPr>
+              <w:drawing>
+                <wp:inline distT="0" distB="0" distL="0" distR="0" wp14:anchorId="517A6581" wp14:editId="5F94D908">
+                  <wp:extent cx="5759450" cy="452755"/>
+                  <wp:effectExtent l="0" t="0" r="0" b="4445"/>
+                  <wp:docPr id="1220432159" name="Picture 1"/>
+                  <wp:cNvGraphicFramePr>
+                    <a:graphicFrameLocks xmlns:a="http://schemas.openxmlformats.org/drawingml/2006/main" noChangeAspect="1"/>
+                  </wp:cNvGraphicFramePr>
+                  <a:graphic xmlns:a="http://schemas.openxmlformats.org/drawingml/2006/main">
+                    <a:graphicData uri="http://schemas.openxmlformats.org/drawingml/2006/picture">
+                      <pic:pic xmlns:pic="http://schemas.openxmlformats.org/drawingml/2006/picture">
+                        <pic:nvPicPr>
+                          <pic:cNvPr id="1220432159" name=""/>
+                          <pic:cNvPicPr/>
+                        </pic:nvPicPr>
+                        <pic:blipFill>
+                          <a:blip r:embed="rId46"/>
+                          <a:stretch>
+                            <a:fillRect/>
+                          </a:stretch>
+                        </pic:blipFill>
+                        <pic:spPr>
+                          <a:xfrm>
+                            <a:off x="0" y="0"/>
+                            <a:ext cx="5759450" cy="452755"/>
+                          </a:xfrm>
+                          <a:prstGeom prst="rect">
+                            <a:avLst/>
+                          </a:prstGeom>
+                        </pic:spPr>
+                      </pic:pic>
+                    </a:graphicData>
+                  </a:graphic>
+                </wp:inline>
+              </w:drawing>
             </w:r>
           </w:p>
         </w:tc>
@@ -3799,7 +4213,7 @@
         </w:tc>
         <w:tc>
           <w:tcPr>
-            <w:tcW w:w="9491" w:type="dxa"/>
+            <w:tcW w:w="9490" w:type="dxa"/>
             <w:gridSpan w:val="2"/>
             <w:vAlign w:val="bottom"/>
             <w:hideMark/>
@@ -3840,16 +4254,151 @@
                 <w:i/>
                 <w:iCs/>
               </w:rPr>
+              <w:lastRenderedPageBreak/>
               <w:t>Stage 1: Dùng node:18 để build code.</w:t>
             </w:r>
-          </w:p>
-          <w:p>
+            <w:r>
+              <w:rPr>
+                <w:noProof/>
+              </w:rPr>
+              <w:t xml:space="preserve"> </w:t>
+            </w:r>
             <w:r>
               <w:rPr>
                 <w:i/>
                 <w:iCs/>
               </w:rPr>
+              <w:drawing>
+                <wp:inline distT="0" distB="0" distL="0" distR="0" wp14:anchorId="184C0E75" wp14:editId="38D35ECB">
+                  <wp:extent cx="5759450" cy="2990215"/>
+                  <wp:effectExtent l="0" t="0" r="0" b="635"/>
+                  <wp:docPr id="996631936" name="Picture 1"/>
+                  <wp:cNvGraphicFramePr>
+                    <a:graphicFrameLocks xmlns:a="http://schemas.openxmlformats.org/drawingml/2006/main" noChangeAspect="1"/>
+                  </wp:cNvGraphicFramePr>
+                  <a:graphic xmlns:a="http://schemas.openxmlformats.org/drawingml/2006/main">
+                    <a:graphicData uri="http://schemas.openxmlformats.org/drawingml/2006/picture">
+                      <pic:pic xmlns:pic="http://schemas.openxmlformats.org/drawingml/2006/picture">
+                        <pic:nvPicPr>
+                          <pic:cNvPr id="996631936" name=""/>
+                          <pic:cNvPicPr/>
+                        </pic:nvPicPr>
+                        <pic:blipFill>
+                          <a:blip r:embed="rId47"/>
+                          <a:stretch>
+                            <a:fillRect/>
+                          </a:stretch>
+                        </pic:blipFill>
+                        <pic:spPr>
+                          <a:xfrm>
+                            <a:off x="0" y="0"/>
+                            <a:ext cx="5759450" cy="2990215"/>
+                          </a:xfrm>
+                          <a:prstGeom prst="rect">
+                            <a:avLst/>
+                          </a:prstGeom>
+                        </pic:spPr>
+                      </pic:pic>
+                    </a:graphicData>
+                  </a:graphic>
+                </wp:inline>
+              </w:drawing>
+            </w:r>
+          </w:p>
+          <w:p>
+            <w:r>
+              <w:rPr>
+                <w:i/>
+                <w:iCs/>
+              </w:rPr>
               <w:t>Stage 2: Dùng node:18-alpine để chạy ứng dụng đã build.</w:t>
+            </w:r>
+            <w:r>
+              <w:rPr>
+                <w:noProof/>
+              </w:rPr>
+              <w:t xml:space="preserve"> </w:t>
+            </w:r>
+            <w:r>
+              <w:rPr>
+                <w:noProof/>
+              </w:rPr>
+              <w:drawing>
+                <wp:inline distT="0" distB="0" distL="0" distR="0" wp14:anchorId="3A81AEE2" wp14:editId="1C1EDB49">
+                  <wp:extent cx="5759450" cy="353695"/>
+                  <wp:effectExtent l="0" t="0" r="0" b="8255"/>
+                  <wp:docPr id="75584034" name="Picture 1"/>
+                  <wp:cNvGraphicFramePr>
+                    <a:graphicFrameLocks xmlns:a="http://schemas.openxmlformats.org/drawingml/2006/main" noChangeAspect="1"/>
+                  </wp:cNvGraphicFramePr>
+                  <a:graphic xmlns:a="http://schemas.openxmlformats.org/drawingml/2006/main">
+                    <a:graphicData uri="http://schemas.openxmlformats.org/drawingml/2006/picture">
+                      <pic:pic xmlns:pic="http://schemas.openxmlformats.org/drawingml/2006/picture">
+                        <pic:nvPicPr>
+                          <pic:cNvPr id="75584034" name=""/>
+                          <pic:cNvPicPr/>
+                        </pic:nvPicPr>
+                        <pic:blipFill>
+                          <a:blip r:embed="rId48"/>
+                          <a:stretch>
+                            <a:fillRect/>
+                          </a:stretch>
+                        </pic:blipFill>
+                        <pic:spPr>
+                          <a:xfrm>
+                            <a:off x="0" y="0"/>
+                            <a:ext cx="5759450" cy="353695"/>
+                          </a:xfrm>
+                          <a:prstGeom prst="rect">
+                            <a:avLst/>
+                          </a:prstGeom>
+                        </pic:spPr>
+                      </pic:pic>
+                    </a:graphicData>
+                  </a:graphic>
+                </wp:inline>
+              </w:drawing>
+            </w:r>
+            <w:r>
+              <w:rPr>
+                <w:i/>
+                <w:iCs/>
+              </w:rPr>
+              <w:drawing>
+                <wp:inline distT="0" distB="0" distL="0" distR="0" wp14:anchorId="4240A975" wp14:editId="45B1CD7D">
+                  <wp:extent cx="4925112" cy="1267002"/>
+                  <wp:effectExtent l="0" t="0" r="0" b="9525"/>
+                  <wp:docPr id="1488071580" name="Picture 1"/>
+                  <wp:cNvGraphicFramePr>
+                    <a:graphicFrameLocks xmlns:a="http://schemas.openxmlformats.org/drawingml/2006/main" noChangeAspect="1"/>
+                  </wp:cNvGraphicFramePr>
+                  <a:graphic xmlns:a="http://schemas.openxmlformats.org/drawingml/2006/main">
+                    <a:graphicData uri="http://schemas.openxmlformats.org/drawingml/2006/picture">
+                      <pic:pic xmlns:pic="http://schemas.openxmlformats.org/drawingml/2006/picture">
+                        <pic:nvPicPr>
+                          <pic:cNvPr id="1488071580" name=""/>
+                          <pic:cNvPicPr/>
+                        </pic:nvPicPr>
+                        <pic:blipFill>
+                          <a:blip r:embed="rId49"/>
+                          <a:stretch>
+                            <a:fillRect/>
+                          </a:stretch>
+                        </pic:blipFill>
+                        <pic:spPr>
+                          <a:xfrm>
+                            <a:off x="0" y="0"/>
+                            <a:ext cx="4925112" cy="1267002"/>
+                          </a:xfrm>
+                          <a:prstGeom prst="rect">
+                            <a:avLst/>
+                          </a:prstGeom>
+                        </pic:spPr>
+                      </pic:pic>
+                    </a:graphicData>
+                  </a:graphic>
+                </wp:inline>
+              </w:drawing>
             </w:r>
           </w:p>
         </w:tc>
@@ -3874,7 +4423,7 @@
         </w:tc>
         <w:tc>
           <w:tcPr>
-            <w:tcW w:w="9491" w:type="dxa"/>
+            <w:tcW w:w="9490" w:type="dxa"/>
             <w:gridSpan w:val="2"/>
             <w:vAlign w:val="bottom"/>
             <w:hideMark/>
@@ -3906,7 +4455,91 @@
           </w:p>
           <w:p>
             <w:r>
+              <w:lastRenderedPageBreak/>
               <w:t>Sử dụng ENV APP_ENV=development trong Dockerfile.</w:t>
+            </w:r>
+            <w:r>
+              <w:rPr>
+                <w:noProof/>
+              </w:rPr>
+              <w:t xml:space="preserve"> </w:t>
+            </w:r>
+            <w:r>
+              <w:drawing>
+                <wp:inline distT="0" distB="0" distL="0" distR="0" wp14:anchorId="6760F3A8" wp14:editId="0D707356">
+                  <wp:extent cx="5759450" cy="3359785"/>
+                  <wp:effectExtent l="0" t="0" r="0" b="0"/>
+                  <wp:docPr id="1738105860" name="Picture 1"/>
+                  <wp:cNvGraphicFramePr>
+                    <a:graphicFrameLocks xmlns:a="http://schemas.openxmlformats.org/drawingml/2006/main" noChangeAspect="1"/>
+                  </wp:cNvGraphicFramePr>
+                  <a:graphic xmlns:a="http://schemas.openxmlformats.org/drawingml/2006/main">
+                    <a:graphicData uri="http://schemas.openxmlformats.org/drawingml/2006/picture">
+                      <pic:pic xmlns:pic="http://schemas.openxmlformats.org/drawingml/2006/picture">
+                        <pic:nvPicPr>
+                          <pic:cNvPr id="1738105860" name=""/>
+                          <pic:cNvPicPr/>
+                        </pic:nvPicPr>
+                        <pic:blipFill>
+                          <a:blip r:embed="rId50"/>
+                          <a:stretch>
+                            <a:fillRect/>
+                          </a:stretch>
+                        </pic:blipFill>
+                        <pic:spPr>
+                          <a:xfrm>
+                            <a:off x="0" y="0"/>
+                            <a:ext cx="5759450" cy="3359785"/>
+                          </a:xfrm>
+                          <a:prstGeom prst="rect">
+                            <a:avLst/>
+                          </a:prstGeom>
+                        </pic:spPr>
+                      </pic:pic>
+                    </a:graphicData>
+                  </a:graphic>
+                </wp:inline>
+              </w:drawing>
+            </w:r>
+            <w:r>
+              <w:rPr>
+                <w:noProof/>
+              </w:rPr>
+              <w:drawing>
+                <wp:inline distT="0" distB="0" distL="0" distR="0" wp14:anchorId="2F4FBF60" wp14:editId="216D8438">
+                  <wp:extent cx="5759450" cy="618490"/>
+                  <wp:effectExtent l="0" t="0" r="0" b="0"/>
+                  <wp:docPr id="1979674068" name="Picture 1"/>
+                  <wp:cNvGraphicFramePr>
+                    <a:graphicFrameLocks xmlns:a="http://schemas.openxmlformats.org/drawingml/2006/main" noChangeAspect="1"/>
+                  </wp:cNvGraphicFramePr>
+                  <a:graphic xmlns:a="http://schemas.openxmlformats.org/drawingml/2006/main">
+                    <a:graphicData uri="http://schemas.openxmlformats.org/drawingml/2006/picture">
+                      <pic:pic xmlns:pic="http://schemas.openxmlformats.org/drawingml/2006/picture">
+                        <pic:nvPicPr>
+                          <pic:cNvPr id="1979674068" name=""/>
+                          <pic:cNvPicPr/>
+                        </pic:nvPicPr>
+                        <pic:blipFill>
+                          <a:blip r:embed="rId51"/>
+                          <a:stretch>
+                            <a:fillRect/>
+                          </a:stretch>
+                        </pic:blipFill>
+                        <pic:spPr>
+                          <a:xfrm>
+                            <a:off x="0" y="0"/>
+                            <a:ext cx="5759450" cy="618490"/>
+                          </a:xfrm>
+                          <a:prstGeom prst="rect">
+                            <a:avLst/>
+                          </a:prstGeom>
+                        </pic:spPr>
+                      </pic:pic>
+                    </a:graphicData>
+                  </a:graphic>
+                </wp:inline>
+              </w:drawing>
             </w:r>
           </w:p>
         </w:tc>
@@ -3931,7 +4564,7 @@
         </w:tc>
         <w:tc>
           <w:tcPr>
-            <w:tcW w:w="9491" w:type="dxa"/>
+            <w:tcW w:w="9490" w:type="dxa"/>
             <w:gridSpan w:val="2"/>
             <w:vAlign w:val="bottom"/>
             <w:hideMark/>
@@ -3964,6 +4597,89 @@
           <w:p>
             <w:r>
               <w:t>Thêm file SQL để tự động tạo database khi container chạy lần đầu tiên.</w:t>
+            </w:r>
+            <w:r>
+              <w:rPr>
+                <w:noProof/>
+              </w:rPr>
+              <w:t xml:space="preserve"> </w:t>
+            </w:r>
+            <w:r>
+              <w:drawing>
+                <wp:inline distT="0" distB="0" distL="0" distR="0" wp14:anchorId="6955E776" wp14:editId="1F9D7B80">
+                  <wp:extent cx="5759450" cy="1781810"/>
+                  <wp:effectExtent l="0" t="0" r="0" b="8890"/>
+                  <wp:docPr id="303032109" name="Picture 1"/>
+                  <wp:cNvGraphicFramePr>
+                    <a:graphicFrameLocks xmlns:a="http://schemas.openxmlformats.org/drawingml/2006/main" noChangeAspect="1"/>
+                  </wp:cNvGraphicFramePr>
+                  <a:graphic xmlns:a="http://schemas.openxmlformats.org/drawingml/2006/main">
+                    <a:graphicData uri="http://schemas.openxmlformats.org/drawingml/2006/picture">
+                      <pic:pic xmlns:pic="http://schemas.openxmlformats.org/drawingml/2006/picture">
+                        <pic:nvPicPr>
+                          <pic:cNvPr id="303032109" name=""/>
+                          <pic:cNvPicPr/>
+                        </pic:nvPicPr>
+                        <pic:blipFill>
+                          <a:blip r:embed="rId52"/>
+                          <a:stretch>
+                            <a:fillRect/>
+                          </a:stretch>
+                        </pic:blipFill>
+                        <pic:spPr>
+                          <a:xfrm>
+                            <a:off x="0" y="0"/>
+                            <a:ext cx="5759450" cy="1781810"/>
+                          </a:xfrm>
+                          <a:prstGeom prst="rect">
+                            <a:avLst/>
+                          </a:prstGeom>
+                        </pic:spPr>
+                      </pic:pic>
+                    </a:graphicData>
+                  </a:graphic>
+                </wp:inline>
+              </w:drawing>
+            </w:r>
+            <w:r>
+              <w:rPr>
+                <w:noProof/>
+              </w:rPr>
+              <w:drawing>
+                <wp:inline distT="0" distB="0" distL="0" distR="0" wp14:anchorId="4DD47A2D" wp14:editId="6B5FE4F0">
+                  <wp:extent cx="5759450" cy="340995"/>
+                  <wp:effectExtent l="0" t="0" r="0" b="1905"/>
+                  <wp:docPr id="647292111" name="Picture 1"/>
+                  <wp:cNvGraphicFramePr>
+                    <a:graphicFrameLocks xmlns:a="http://schemas.openxmlformats.org/drawingml/2006/main" noChangeAspect="1"/>
+                  </wp:cNvGraphicFramePr>
+                  <a:graphic xmlns:a="http://schemas.openxmlformats.org/drawingml/2006/main">
+                    <a:graphicData uri="http://schemas.openxmlformats.org/drawingml/2006/picture">
+                      <pic:pic xmlns:pic="http://schemas.openxmlformats.org/drawingml/2006/picture">
+                        <pic:nvPicPr>
+                          <pic:cNvPr id="647292111" name=""/>
+                          <pic:cNvPicPr/>
+                        </pic:nvPicPr>
+                        <pic:blipFill>
+                          <a:blip r:embed="rId53"/>
+                          <a:stretch>
+                            <a:fillRect/>
+                          </a:stretch>
+                        </pic:blipFill>
+                        <pic:spPr>
+                          <a:xfrm>
+                            <a:off x="0" y="0"/>
+                            <a:ext cx="5759450" cy="340995"/>
+                          </a:xfrm>
+                          <a:prstGeom prst="rect">
+                            <a:avLst/>
+                          </a:prstGeom>
+                        </pic:spPr>
+                      </pic:pic>
+                    </a:graphicData>
+                  </a:graphic>
+                </wp:inline>
+              </w:drawing>
             </w:r>
           </w:p>
         </w:tc>
@@ -3988,7 +4704,7 @@
         </w:tc>
         <w:tc>
           <w:tcPr>
-            <w:tcW w:w="9491" w:type="dxa"/>
+            <w:tcW w:w="9490" w:type="dxa"/>
             <w:gridSpan w:val="2"/>
             <w:tcMar>
               <w:top w:w="0" w:type="dxa"/>
@@ -4025,24 +4741,110 @@
           </w:p>
           <w:p>
             <w:r>
+              <w:lastRenderedPageBreak/>
               <w:t>Viết Dockerfile sử dụng redis:latest.</w:t>
             </w:r>
+            <w:r>
+              <w:rPr>
+                <w:noProof/>
+              </w:rPr>
+              <w:t xml:space="preserve"> </w:t>
+            </w:r>
+            <w:r>
+              <w:drawing>
+                <wp:inline distT="0" distB="0" distL="0" distR="0" wp14:anchorId="1A26C125" wp14:editId="5BCC5FBD">
+                  <wp:extent cx="5759450" cy="2285365"/>
+                  <wp:effectExtent l="0" t="0" r="0" b="635"/>
+                  <wp:docPr id="624456483" name="Picture 1"/>
+                  <wp:cNvGraphicFramePr>
+                    <a:graphicFrameLocks xmlns:a="http://schemas.openxmlformats.org/drawingml/2006/main" noChangeAspect="1"/>
+                  </wp:cNvGraphicFramePr>
+                  <a:graphic xmlns:a="http://schemas.openxmlformats.org/drawingml/2006/main">
+                    <a:graphicData uri="http://schemas.openxmlformats.org/drawingml/2006/picture">
+                      <pic:pic xmlns:pic="http://schemas.openxmlformats.org/drawingml/2006/picture">
+                        <pic:nvPicPr>
+                          <pic:cNvPr id="624456483" name=""/>
+                          <pic:cNvPicPr/>
+                        </pic:nvPicPr>
+                        <pic:blipFill>
+                          <a:blip r:embed="rId54"/>
+                          <a:stretch>
+                            <a:fillRect/>
+                          </a:stretch>
+                        </pic:blipFill>
+                        <pic:spPr>
+                          <a:xfrm>
+                            <a:off x="0" y="0"/>
+                            <a:ext cx="5759450" cy="2285365"/>
+                          </a:xfrm>
+                          <a:prstGeom prst="rect">
+                            <a:avLst/>
+                          </a:prstGeom>
+                        </pic:spPr>
+                      </pic:pic>
+                    </a:graphicData>
+                  </a:graphic>
+                </wp:inline>
+              </w:drawing>
+            </w:r>
           </w:p>
           <w:p>
             <w:r>
               <w:t>Thêm file redis.conf vào container.</w:t>
+            </w:r>
+            <w:r>
+              <w:rPr>
+                <w:noProof/>
+              </w:rPr>
+              <w:t xml:space="preserve"> </w:t>
+            </w:r>
+            <w:r>
+              <w:drawing>
+                <wp:inline distT="0" distB="0" distL="0" distR="0" wp14:anchorId="5CD8F1E5" wp14:editId="09C4CD17">
+                  <wp:extent cx="5759450" cy="536575"/>
+                  <wp:effectExtent l="0" t="0" r="0" b="0"/>
+                  <wp:docPr id="708133250" name="Picture 1"/>
+                  <wp:cNvGraphicFramePr>
+                    <a:graphicFrameLocks xmlns:a="http://schemas.openxmlformats.org/drawingml/2006/main" noChangeAspect="1"/>
+                  </wp:cNvGraphicFramePr>
+                  <a:graphic xmlns:a="http://schemas.openxmlformats.org/drawingml/2006/main">
+                    <a:graphicData uri="http://schemas.openxmlformats.org/drawingml/2006/picture">
+                      <pic:pic xmlns:pic="http://schemas.openxmlformats.org/drawingml/2006/picture">
+                        <pic:nvPicPr>
+                          <pic:cNvPr id="708133250" name=""/>
+                          <pic:cNvPicPr/>
+                        </pic:nvPicPr>
+                        <pic:blipFill>
+                          <a:blip r:embed="rId55"/>
+                          <a:stretch>
+                            <a:fillRect/>
+                          </a:stretch>
+                        </pic:blipFill>
+                        <pic:spPr>
+                          <a:xfrm>
+                            <a:off x="0" y="0"/>
+                            <a:ext cx="5759450" cy="536575"/>
+                          </a:xfrm>
+                          <a:prstGeom prst="rect">
+                            <a:avLst/>
+                          </a:prstGeom>
+                        </pic:spPr>
+                      </pic:pic>
+                    </a:graphicData>
+                  </a:graphic>
+                </wp:inline>
+              </w:drawing>
             </w:r>
           </w:p>
         </w:tc>
       </w:tr>
       <w:tr>
         <w:trPr>
-          <w:trHeight w:val="315"/>
+          <w:trHeight w:val="1861"/>
         </w:trPr>
         <w:tc>
           <w:tcPr>
             <w:tcW w:w="0" w:type="auto"/>
-            <w:vMerge w:val="restart"/>
             <w:tcMar>
               <w:top w:w="0" w:type="dxa"/>
               <w:left w:w="45" w:type="dxa"/>
@@ -4056,7 +4858,7 @@
         </w:tc>
         <w:tc>
           <w:tcPr>
-            <w:tcW w:w="9491" w:type="dxa"/>
+            <w:tcW w:w="9490" w:type="dxa"/>
             <w:gridSpan w:val="2"/>
             <w:vAlign w:val="bottom"/>
             <w:hideMark/>
@@ -4066,40 +4868,6 @@
               <w:t>Bài 10: Chạy ứng dụng PHP với Apache</w:t>
             </w:r>
           </w:p>
-        </w:tc>
-      </w:tr>
-      <w:tr>
-        <w:trPr>
-          <w:trHeight w:val="1393"/>
-        </w:trPr>
-        <w:tc>
-          <w:tcPr>
-            <w:tcW w:w="0" w:type="auto"/>
-            <w:vMerge/>
-            <w:tcMar>
-              <w:top w:w="0" w:type="dxa"/>
-              <w:left w:w="45" w:type="dxa"/>
-              <w:bottom w:w="0" w:type="dxa"/>
-              <w:right w:w="45" w:type="dxa"/>
-            </w:tcMar>
-            <w:vAlign w:val="bottom"/>
-            <w:hideMark/>
-          </w:tcPr>
-          <w:p/>
-        </w:tc>
-        <w:tc>
-          <w:tcPr>
-            <w:tcW w:w="9491" w:type="dxa"/>
-            <w:gridSpan w:val="2"/>
-            <w:tcMar>
-              <w:top w:w="0" w:type="dxa"/>
-              <w:left w:w="45" w:type="dxa"/>
-              <w:bottom w:w="0" w:type="dxa"/>
-              <w:right w:w="45" w:type="dxa"/>
-            </w:tcMar>
-            <w:vAlign w:val="bottom"/>
-            <w:hideMark/>
-          </w:tcPr>
           <w:p>
             <w:pPr>
               <w:rPr>
@@ -4131,18 +4899,139 @@
             </w:r>
           </w:p>
           <w:p>
-            <w:pPr>
+            <w:r>
               <w:rPr>
                 <w:i/>
                 <w:iCs/>
               </w:rPr>
-            </w:pPr>
+              <w:t>Mount mã nguồn từ máy host vào container.</w:t>
+            </w:r>
+            <w:r>
+              <w:rPr>
+                <w:noProof/>
+              </w:rPr>
+              <w:t xml:space="preserve"> </w:t>
+            </w:r>
             <w:r>
               <w:rPr>
                 <w:i/>
                 <w:iCs/>
               </w:rPr>
-              <w:t>Mount mã nguồn từ máy host vào container.</w:t>
+              <w:drawing>
+                <wp:inline distT="0" distB="0" distL="0" distR="0" wp14:anchorId="01933AAA" wp14:editId="083E3E30">
+                  <wp:extent cx="5759450" cy="876935"/>
+                  <wp:effectExtent l="0" t="0" r="0" b="0"/>
+                  <wp:docPr id="1778435868" name="Picture 1"/>
+                  <wp:cNvGraphicFramePr>
+                    <a:graphicFrameLocks xmlns:a="http://schemas.openxmlformats.org/drawingml/2006/main" noChangeAspect="1"/>
+                  </wp:cNvGraphicFramePr>
+                  <a:graphic xmlns:a="http://schemas.openxmlformats.org/drawingml/2006/main">
+                    <a:graphicData uri="http://schemas.openxmlformats.org/drawingml/2006/picture">
+                      <pic:pic xmlns:pic="http://schemas.openxmlformats.org/drawingml/2006/picture">
+                        <pic:nvPicPr>
+                          <pic:cNvPr id="1778435868" name=""/>
+                          <pic:cNvPicPr/>
+                        </pic:nvPicPr>
+                        <pic:blipFill>
+                          <a:blip r:embed="rId56"/>
+                          <a:stretch>
+                            <a:fillRect/>
+                          </a:stretch>
+                        </pic:blipFill>
+                        <pic:spPr>
+                          <a:xfrm>
+                            <a:off x="0" y="0"/>
+                            <a:ext cx="5759450" cy="876935"/>
+                          </a:xfrm>
+                          <a:prstGeom prst="rect">
+                            <a:avLst/>
+                          </a:prstGeom>
+                        </pic:spPr>
+                      </pic:pic>
+                    </a:graphicData>
+                  </a:graphic>
+                </wp:inline>
+              </w:drawing>
+            </w:r>
+            <w:r>
+              <w:rPr>
+                <w:noProof/>
+              </w:rPr>
+              <w:drawing>
+                <wp:inline distT="0" distB="0" distL="0" distR="0" wp14:anchorId="203DF0CA" wp14:editId="034B4676">
+                  <wp:extent cx="5759450" cy="366395"/>
+                  <wp:effectExtent l="0" t="0" r="0" b="0"/>
+                  <wp:docPr id="976706455" name="Picture 1"/>
+                  <wp:cNvGraphicFramePr>
+                    <a:graphicFrameLocks xmlns:a="http://schemas.openxmlformats.org/drawingml/2006/main" noChangeAspect="1"/>
+                  </wp:cNvGraphicFramePr>
+                  <a:graphic xmlns:a="http://schemas.openxmlformats.org/drawingml/2006/main">
+                    <a:graphicData uri="http://schemas.openxmlformats.org/drawingml/2006/picture">
+                      <pic:pic xmlns:pic="http://schemas.openxmlformats.org/drawingml/2006/picture">
+                        <pic:nvPicPr>
+                          <pic:cNvPr id="976706455" name=""/>
+                          <pic:cNvPicPr/>
+                        </pic:nvPicPr>
+                        <pic:blipFill>
+                          <a:blip r:embed="rId57"/>
+                          <a:stretch>
+                            <a:fillRect/>
+                          </a:stretch>
+                        </pic:blipFill>
+                        <pic:spPr>
+                          <a:xfrm>
+                            <a:off x="0" y="0"/>
+                            <a:ext cx="5759450" cy="366395"/>
+                          </a:xfrm>
+                          <a:prstGeom prst="rect">
+                            <a:avLst/>
+                          </a:prstGeom>
+                        </pic:spPr>
+                      </pic:pic>
+                    </a:graphicData>
+                  </a:graphic>
+                </wp:inline>
+              </w:drawing>
+            </w:r>
+            <w:r>
+              <w:rPr>
+                <w:noProof/>
+              </w:rPr>
+              <w:drawing>
+                <wp:inline distT="0" distB="0" distL="0" distR="0" wp14:anchorId="38EFE7A9" wp14:editId="66971A2E">
+                  <wp:extent cx="5210902" cy="2181529"/>
+                  <wp:effectExtent l="0" t="0" r="8890" b="9525"/>
+                  <wp:docPr id="900548382" name="Picture 1"/>
+                  <wp:cNvGraphicFramePr>
+                    <a:graphicFrameLocks xmlns:a="http://schemas.openxmlformats.org/drawingml/2006/main" noChangeAspect="1"/>
+                  </wp:cNvGraphicFramePr>
+                  <a:graphic xmlns:a="http://schemas.openxmlformats.org/drawingml/2006/main">
+                    <a:graphicData uri="http://schemas.openxmlformats.org/drawingml/2006/picture">
+                      <pic:pic xmlns:pic="http://schemas.openxmlformats.org/drawingml/2006/picture">
+                        <pic:nvPicPr>
+                          <pic:cNvPr id="900548382" name=""/>
+                          <pic:cNvPicPr/>
+                        </pic:nvPicPr>
+                        <pic:blipFill>
+                          <a:blip r:embed="rId58"/>
+                          <a:stretch>
+                            <a:fillRect/>
+                          </a:stretch>
+                        </pic:blipFill>
+                        <pic:spPr>
+                          <a:xfrm>
+                            <a:off x="0" y="0"/>
+                            <a:ext cx="5210902" cy="2181529"/>
+                          </a:xfrm>
+                          <a:prstGeom prst="rect">
+                            <a:avLst/>
+                          </a:prstGeom>
+                        </pic:spPr>
+                      </pic:pic>
+                    </a:graphicData>
+                  </a:graphic>
+                </wp:inline>
+              </w:drawing>
             </w:r>
           </w:p>
         </w:tc>
